--- a/Practicas Preprofesionales/Actas de Reuniones Academicas/ActaReunion_28-10-2025.docx
+++ b/Practicas Preprofesionales/Actas de Reuniones Academicas/ActaReunion_28-10-2025.docx
@@ -22,26 +22,24 @@
     <w:tbl>
       <w:tblPr>
         <w:tblStyle w:val="a"/>
-        <w:tblW w:w="10446" w:type="dxa"/>
-        <w:jc w:val="center"/>
-        <w:tblInd w:w="0" w:type="dxa"/>
+        <w:tblW w:w="10060" w:type="dxa"/>
+        <w:tblInd w:w="558" w:type="dxa"/>
         <w:tblLayout w:type="fixed"/>
         <w:tblLook w:val="0000" w:firstRow="0" w:lastRow="0" w:firstColumn="0" w:lastColumn="0" w:noHBand="0" w:noVBand="0"/>
       </w:tblPr>
       <w:tblGrid>
-        <w:gridCol w:w="1951"/>
-        <w:gridCol w:w="5557"/>
-        <w:gridCol w:w="1985"/>
-        <w:gridCol w:w="953"/>
+        <w:gridCol w:w="2405"/>
+        <w:gridCol w:w="4678"/>
+        <w:gridCol w:w="1710"/>
+        <w:gridCol w:w="1267"/>
       </w:tblGrid>
       <w:tr>
         <w:trPr>
           <w:trHeight w:val="852"/>
-          <w:jc w:val="center"/>
         </w:trPr>
         <w:tc>
           <w:tcPr>
-            <w:tcW w:w="1951" w:type="dxa"/>
+            <w:tcW w:w="2405" w:type="dxa"/>
             <w:vMerge w:val="restart"/>
             <w:tcBorders>
               <w:top w:val="single" w:sz="4" w:space="0" w:color="000000"/>
@@ -135,7 +133,7 @@
         </w:tc>
         <w:tc>
           <w:tcPr>
-            <w:tcW w:w="5557" w:type="dxa"/>
+            <w:tcW w:w="4678" w:type="dxa"/>
             <w:vMerge w:val="restart"/>
             <w:tcBorders>
               <w:top w:val="single" w:sz="4" w:space="0" w:color="000000"/>
@@ -192,11 +190,51 @@
               </w:rPr>
               <w:t xml:space="preserve">Proyecto: </w:t>
             </w:r>
-          </w:p>
-        </w:tc>
-        <w:tc>
-          <w:tcPr>
-            <w:tcW w:w="2938" w:type="dxa"/>
+            <w:r>
+              <w:rPr>
+                <w:rFonts w:ascii="Arial Narrow" w:eastAsia="Arial Narrow" w:hAnsi="Arial Narrow" w:cs="Arial Narrow"/>
+                <w:sz w:val="20"/>
+                <w:szCs w:val="20"/>
+              </w:rPr>
+              <w:t>Propuesta de prototipo para</w:t>
+            </w:r>
+            <w:r>
+              <w:rPr>
+                <w:rFonts w:ascii="Arial Narrow" w:eastAsia="Arial Narrow" w:hAnsi="Arial Narrow" w:cs="Arial Narrow"/>
+                <w:sz w:val="20"/>
+                <w:szCs w:val="20"/>
+              </w:rPr>
+              <w:t xml:space="preserve"> </w:t>
+            </w:r>
+            <w:r>
+              <w:rPr>
+                <w:rFonts w:ascii="Arial Narrow" w:eastAsia="Arial Narrow" w:hAnsi="Arial Narrow" w:cs="Arial Narrow"/>
+                <w:sz w:val="20"/>
+                <w:szCs w:val="20"/>
+              </w:rPr>
+              <w:t>plataforma educativa</w:t>
+            </w:r>
+            <w:r>
+              <w:rPr>
+                <w:rFonts w:ascii="Arial Narrow" w:eastAsia="Arial Narrow" w:hAnsi="Arial Narrow" w:cs="Arial Narrow"/>
+                <w:sz w:val="20"/>
+                <w:szCs w:val="20"/>
+              </w:rPr>
+              <w:t xml:space="preserve"> </w:t>
+            </w:r>
+            <w:r>
+              <w:rPr>
+                <w:rFonts w:ascii="Arial Narrow" w:eastAsia="Arial Narrow" w:hAnsi="Arial Narrow" w:cs="Arial Narrow"/>
+                <w:sz w:val="20"/>
+                <w:szCs w:val="20"/>
+              </w:rPr>
+              <w:t>U-LEARNINGCENTER</w:t>
+            </w:r>
+          </w:p>
+        </w:tc>
+        <w:tc>
+          <w:tcPr>
+            <w:tcW w:w="2977" w:type="dxa"/>
             <w:gridSpan w:val="2"/>
             <w:tcBorders>
               <w:top w:val="single" w:sz="4" w:space="0" w:color="000000"/>
@@ -252,11 +290,10 @@
       <w:tr>
         <w:trPr>
           <w:trHeight w:val="240"/>
-          <w:jc w:val="center"/>
         </w:trPr>
         <w:tc>
           <w:tcPr>
-            <w:tcW w:w="1951" w:type="dxa"/>
+            <w:tcW w:w="2405" w:type="dxa"/>
             <w:vMerge/>
             <w:tcBorders>
               <w:top w:val="single" w:sz="4" w:space="0" w:color="000000"/>
@@ -296,7 +333,7 @@
         </w:tc>
         <w:tc>
           <w:tcPr>
-            <w:tcW w:w="5557" w:type="dxa"/>
+            <w:tcW w:w="4678" w:type="dxa"/>
             <w:vMerge/>
             <w:tcBorders>
               <w:top w:val="single" w:sz="4" w:space="0" w:color="000000"/>
@@ -336,7 +373,7 @@
         </w:tc>
         <w:tc>
           <w:tcPr>
-            <w:tcW w:w="1985" w:type="dxa"/>
+            <w:tcW w:w="1710" w:type="dxa"/>
             <w:tcBorders>
               <w:top w:val="single" w:sz="4" w:space="0" w:color="000000"/>
               <w:left w:val="single" w:sz="4" w:space="0" w:color="000000"/>
@@ -393,7 +430,7 @@
         </w:tc>
         <w:tc>
           <w:tcPr>
-            <w:tcW w:w="953" w:type="dxa"/>
+            <w:tcW w:w="1267" w:type="dxa"/>
             <w:tcBorders>
               <w:top w:val="single" w:sz="4" w:space="0" w:color="000000"/>
               <w:left w:val="single" w:sz="4" w:space="0" w:color="000000"/>
@@ -447,20 +484,19 @@
     <w:tbl>
       <w:tblPr>
         <w:tblStyle w:val="a0"/>
-        <w:tblW w:w="14884" w:type="dxa"/>
+        <w:tblW w:w="10065" w:type="dxa"/>
         <w:tblInd w:w="562" w:type="dxa"/>
         <w:tblLayout w:type="fixed"/>
         <w:tblLook w:val="0000" w:firstRow="0" w:lastRow="0" w:firstColumn="0" w:lastColumn="0" w:noHBand="0" w:noVBand="0"/>
       </w:tblPr>
       <w:tblGrid>
         <w:gridCol w:w="236"/>
-        <w:gridCol w:w="2047"/>
-        <w:gridCol w:w="2747"/>
-        <w:gridCol w:w="2115"/>
-        <w:gridCol w:w="1534"/>
-        <w:gridCol w:w="2236"/>
-        <w:gridCol w:w="1843"/>
-        <w:gridCol w:w="2126"/>
+        <w:gridCol w:w="4017"/>
+        <w:gridCol w:w="1276"/>
+        <w:gridCol w:w="708"/>
+        <w:gridCol w:w="1418"/>
+        <w:gridCol w:w="142"/>
+        <w:gridCol w:w="2268"/>
       </w:tblGrid>
       <w:tr>
         <w:trPr>
@@ -468,8 +504,8 @@
         </w:trPr>
         <w:tc>
           <w:tcPr>
-            <w:tcW w:w="2283" w:type="dxa"/>
-            <w:gridSpan w:val="2"/>
+            <w:tcW w:w="5529" w:type="dxa"/>
+            <w:gridSpan w:val="3"/>
             <w:tcBorders>
               <w:top w:val="single" w:sz="4" w:space="0" w:color="000000"/>
               <w:left w:val="single" w:sz="4" w:space="0" w:color="000000"/>
@@ -496,7 +532,16 @@
                 <w:sz w:val="24"/>
                 <w:szCs w:val="24"/>
               </w:rPr>
-              <w:t>Fecha:</w:t>
+              <w:t>Lugar</w:t>
+            </w:r>
+            <w:r>
+              <w:rPr>
+                <w:rFonts w:ascii="Times New Roman" w:eastAsia="Times New Roman" w:hAnsi="Times New Roman" w:cs="Times New Roman"/>
+                <w:b/>
+                <w:sz w:val="24"/>
+                <w:szCs w:val="24"/>
+              </w:rPr>
+              <w:t>:</w:t>
             </w:r>
             <w:r>
               <w:rPr>
@@ -512,38 +557,14 @@
                 <w:sz w:val="24"/>
                 <w:szCs w:val="24"/>
               </w:rPr>
-              <w:t>28</w:t>
-            </w:r>
-            <w:r>
-              <w:rPr>
-                <w:rFonts w:ascii="Times New Roman" w:eastAsia="Times New Roman" w:hAnsi="Times New Roman" w:cs="Times New Roman"/>
-                <w:sz w:val="24"/>
-                <w:szCs w:val="24"/>
-              </w:rPr>
-              <w:t>-</w:t>
-            </w:r>
-            <w:r>
-              <w:rPr>
-                <w:rFonts w:ascii="Times New Roman" w:eastAsia="Times New Roman" w:hAnsi="Times New Roman" w:cs="Times New Roman"/>
-                <w:sz w:val="24"/>
-                <w:szCs w:val="24"/>
-              </w:rPr>
-              <w:t>10</w:t>
-            </w:r>
-            <w:r>
-              <w:rPr>
-                <w:rFonts w:ascii="Times New Roman" w:eastAsia="Times New Roman" w:hAnsi="Times New Roman" w:cs="Times New Roman"/>
-                <w:sz w:val="24"/>
-                <w:szCs w:val="24"/>
-              </w:rPr>
-              <w:t>-2025</w:t>
-            </w:r>
-          </w:p>
-        </w:tc>
-        <w:tc>
-          <w:tcPr>
-            <w:tcW w:w="10475" w:type="dxa"/>
-            <w:gridSpan w:val="5"/>
+              <w:t>Universidad de las Fuerzas Armadas ESPE – Departamento de Ciencias de la Computación</w:t>
+            </w:r>
+          </w:p>
+        </w:tc>
+        <w:tc>
+          <w:tcPr>
+            <w:tcW w:w="2268" w:type="dxa"/>
+            <w:gridSpan w:val="3"/>
             <w:tcBorders>
               <w:top w:val="single" w:sz="4" w:space="0" w:color="000000"/>
               <w:left w:val="dotted" w:sz="4" w:space="0" w:color="000000"/>
@@ -570,7 +591,16 @@
                 <w:sz w:val="24"/>
                 <w:szCs w:val="24"/>
               </w:rPr>
-              <w:t>Lugar:</w:t>
+              <w:t>Fecha</w:t>
+            </w:r>
+            <w:r>
+              <w:rPr>
+                <w:rFonts w:ascii="Times New Roman" w:eastAsia="Times New Roman" w:hAnsi="Times New Roman" w:cs="Times New Roman"/>
+                <w:b/>
+                <w:sz w:val="24"/>
+                <w:szCs w:val="24"/>
+              </w:rPr>
+              <w:t>:</w:t>
             </w:r>
             <w:r>
               <w:rPr>
@@ -586,13 +616,29 @@
                 <w:sz w:val="24"/>
                 <w:szCs w:val="24"/>
               </w:rPr>
-              <w:t>Universidad de las Fuerzas Armadas ESPE – Departamento de Ciencias de la Computación</w:t>
-            </w:r>
-          </w:p>
-        </w:tc>
-        <w:tc>
-          <w:tcPr>
-            <w:tcW w:w="2126" w:type="dxa"/>
+              <w:t>2</w:t>
+            </w:r>
+            <w:r>
+              <w:rPr>
+                <w:rFonts w:ascii="Times New Roman" w:eastAsia="Times New Roman" w:hAnsi="Times New Roman" w:cs="Times New Roman"/>
+                <w:sz w:val="24"/>
+                <w:szCs w:val="24"/>
+              </w:rPr>
+              <w:t>8</w:t>
+            </w:r>
+            <w:r>
+              <w:rPr>
+                <w:rFonts w:ascii="Times New Roman" w:eastAsia="Times New Roman" w:hAnsi="Times New Roman" w:cs="Times New Roman"/>
+                <w:sz w:val="24"/>
+                <w:szCs w:val="24"/>
+              </w:rPr>
+              <w:t>-10-2025</w:t>
+            </w:r>
+          </w:p>
+        </w:tc>
+        <w:tc>
+          <w:tcPr>
+            <w:tcW w:w="2268" w:type="dxa"/>
             <w:tcBorders>
               <w:top w:val="single" w:sz="4" w:space="0" w:color="000000"/>
               <w:left w:val="dotted" w:sz="4" w:space="0" w:color="000000"/>
@@ -619,10 +665,7 @@
               <w:t xml:space="preserve">No. Acta: </w:t>
             </w:r>
             <w:r>
-              <w:t>OGF_0</w:t>
-            </w:r>
-            <w:r>
-              <w:t>5</w:t>
+              <w:t>OGF_05</w:t>
             </w:r>
           </w:p>
         </w:tc>
@@ -633,8 +676,8 @@
         </w:trPr>
         <w:tc>
           <w:tcPr>
-            <w:tcW w:w="10915" w:type="dxa"/>
-            <w:gridSpan w:val="6"/>
+            <w:tcW w:w="5529" w:type="dxa"/>
+            <w:gridSpan w:val="3"/>
             <w:tcBorders>
               <w:top w:val="dotted" w:sz="4" w:space="0" w:color="000000"/>
               <w:left w:val="single" w:sz="4" w:space="0" w:color="000000"/>
@@ -705,7 +748,8 @@
         </w:tc>
         <w:tc>
           <w:tcPr>
-            <w:tcW w:w="1843" w:type="dxa"/>
+            <w:tcW w:w="2268" w:type="dxa"/>
+            <w:gridSpan w:val="3"/>
             <w:tcBorders>
               <w:top w:val="dotted" w:sz="4" w:space="0" w:color="000000"/>
               <w:left w:val="dotted" w:sz="4" w:space="0" w:color="000000"/>
@@ -753,8 +797,10 @@
                 <w:sz w:val="24"/>
                 <w:szCs w:val="24"/>
               </w:rPr>
-              <w:t>08</w:t>
-            </w:r>
+              <w:t>08H0</w:t>
+            </w:r>
+            <w:bookmarkStart w:id="0" w:name="_GoBack"/>
+            <w:bookmarkEnd w:id="0"/>
             <w:r>
               <w:rPr>
                 <w:rFonts w:ascii="Times New Roman" w:eastAsia="Times New Roman" w:hAnsi="Times New Roman" w:cs="Times New Roman"/>
@@ -762,22 +808,13 @@
                 <w:sz w:val="24"/>
                 <w:szCs w:val="24"/>
               </w:rPr>
-              <w:t>H</w:t>
-            </w:r>
-            <w:r>
-              <w:rPr>
-                <w:rFonts w:ascii="Times New Roman" w:eastAsia="Times New Roman" w:hAnsi="Times New Roman" w:cs="Times New Roman"/>
-                <w:i/>
-                <w:sz w:val="24"/>
-                <w:szCs w:val="24"/>
-              </w:rPr>
-              <w:t>00</w:t>
-            </w:r>
-          </w:p>
-        </w:tc>
-        <w:tc>
-          <w:tcPr>
-            <w:tcW w:w="2126" w:type="dxa"/>
+              <w:t>0</w:t>
+            </w:r>
+          </w:p>
+        </w:tc>
+        <w:tc>
+          <w:tcPr>
+            <w:tcW w:w="2268" w:type="dxa"/>
             <w:tcBorders>
               <w:top w:val="dotted" w:sz="4" w:space="0" w:color="000000"/>
               <w:left w:val="dotted" w:sz="4" w:space="0" w:color="000000"/>
@@ -831,34 +868,7 @@
                 <w:sz w:val="24"/>
                 <w:szCs w:val="24"/>
               </w:rPr>
-              <w:t>08</w:t>
-            </w:r>
-            <w:r>
-              <w:rPr>
-                <w:rFonts w:ascii="Times New Roman" w:eastAsia="Times New Roman" w:hAnsi="Times New Roman" w:cs="Times New Roman"/>
-                <w:i/>
-                <w:sz w:val="24"/>
-                <w:szCs w:val="24"/>
-              </w:rPr>
-              <w:t>H</w:t>
-            </w:r>
-            <w:r>
-              <w:rPr>
-                <w:rFonts w:ascii="Times New Roman" w:eastAsia="Times New Roman" w:hAnsi="Times New Roman" w:cs="Times New Roman"/>
-                <w:i/>
-                <w:sz w:val="24"/>
-                <w:szCs w:val="24"/>
-              </w:rPr>
-              <w:t>3</w:t>
-            </w:r>
-            <w:r>
-              <w:rPr>
-                <w:rFonts w:ascii="Times New Roman" w:eastAsia="Times New Roman" w:hAnsi="Times New Roman" w:cs="Times New Roman"/>
-                <w:i/>
-                <w:sz w:val="24"/>
-                <w:szCs w:val="24"/>
-              </w:rPr>
-              <w:t>0</w:t>
+              <w:t>08H30</w:t>
             </w:r>
           </w:p>
         </w:tc>
@@ -869,8 +879,8 @@
         </w:trPr>
         <w:tc>
           <w:tcPr>
-            <w:tcW w:w="14884" w:type="dxa"/>
-            <w:gridSpan w:val="8"/>
+            <w:tcW w:w="10065" w:type="dxa"/>
+            <w:gridSpan w:val="7"/>
             <w:tcBorders>
               <w:top w:val="dotted" w:sz="4" w:space="0" w:color="000000"/>
               <w:left w:val="single" w:sz="4" w:space="0" w:color="000000"/>
@@ -918,8 +928,8 @@
         </w:trPr>
         <w:tc>
           <w:tcPr>
-            <w:tcW w:w="14884" w:type="dxa"/>
-            <w:gridSpan w:val="8"/>
+            <w:tcW w:w="10065" w:type="dxa"/>
+            <w:gridSpan w:val="7"/>
             <w:tcBorders>
               <w:left w:val="single" w:sz="4" w:space="0" w:color="000000"/>
               <w:bottom w:val="dotted" w:sz="4" w:space="0" w:color="000000"/>
@@ -1185,8 +1195,8 @@
         </w:trPr>
         <w:tc>
           <w:tcPr>
-            <w:tcW w:w="14884" w:type="dxa"/>
-            <w:gridSpan w:val="8"/>
+            <w:tcW w:w="10065" w:type="dxa"/>
+            <w:gridSpan w:val="7"/>
             <w:tcBorders>
               <w:top w:val="dotted" w:sz="4" w:space="0" w:color="000000"/>
               <w:left w:val="single" w:sz="4" w:space="0" w:color="000000"/>
@@ -1263,8 +1273,8 @@
         </w:tc>
         <w:tc>
           <w:tcPr>
-            <w:tcW w:w="14648" w:type="dxa"/>
-            <w:gridSpan w:val="7"/>
+            <w:tcW w:w="9829" w:type="dxa"/>
+            <w:gridSpan w:val="6"/>
             <w:tcBorders>
               <w:top w:val="dotted" w:sz="4" w:space="0" w:color="000000"/>
               <w:left w:val="dotted" w:sz="4" w:space="0" w:color="000000"/>
@@ -1321,8 +1331,8 @@
                 <w:szCs w:val="24"/>
               </w:rPr>
             </w:pPr>
-            <w:bookmarkStart w:id="0" w:name="_heading=h.gjdgxs" w:colFirst="0" w:colLast="0"/>
-            <w:bookmarkEnd w:id="0"/>
+            <w:bookmarkStart w:id="1" w:name="_heading=h.gjdgxs" w:colFirst="0" w:colLast="0"/>
+            <w:bookmarkEnd w:id="1"/>
             <w:r>
               <w:rPr>
                 <w:rFonts w:ascii="Times New Roman" w:eastAsia="Times New Roman" w:hAnsi="Times New Roman" w:cs="Times New Roman"/>
@@ -1335,8 +1345,8 @@
         </w:tc>
         <w:tc>
           <w:tcPr>
-            <w:tcW w:w="14648" w:type="dxa"/>
-            <w:gridSpan w:val="7"/>
+            <w:tcW w:w="9829" w:type="dxa"/>
+            <w:gridSpan w:val="6"/>
             <w:tcBorders>
               <w:top w:val="dotted" w:sz="4" w:space="0" w:color="000000"/>
               <w:left w:val="dotted" w:sz="4" w:space="0" w:color="000000"/>
@@ -1405,8 +1415,8 @@
         </w:tc>
         <w:tc>
           <w:tcPr>
-            <w:tcW w:w="14648" w:type="dxa"/>
-            <w:gridSpan w:val="7"/>
+            <w:tcW w:w="9829" w:type="dxa"/>
+            <w:gridSpan w:val="6"/>
             <w:tcBorders>
               <w:top w:val="dotted" w:sz="4" w:space="0" w:color="000000"/>
               <w:left w:val="dotted" w:sz="4" w:space="0" w:color="000000"/>
@@ -1475,8 +1485,8 @@
         </w:tc>
         <w:tc>
           <w:tcPr>
-            <w:tcW w:w="14648" w:type="dxa"/>
-            <w:gridSpan w:val="7"/>
+            <w:tcW w:w="9829" w:type="dxa"/>
+            <w:gridSpan w:val="6"/>
             <w:tcBorders>
               <w:top w:val="dotted" w:sz="4" w:space="0" w:color="000000"/>
               <w:left w:val="dotted" w:sz="4" w:space="0" w:color="000000"/>
@@ -1539,15 +1549,14 @@
                 <w:sz w:val="24"/>
                 <w:szCs w:val="24"/>
               </w:rPr>
-              <w:lastRenderedPageBreak/>
               <w:t>5</w:t>
             </w:r>
           </w:p>
         </w:tc>
         <w:tc>
           <w:tcPr>
-            <w:tcW w:w="14648" w:type="dxa"/>
-            <w:gridSpan w:val="7"/>
+            <w:tcW w:w="9829" w:type="dxa"/>
+            <w:gridSpan w:val="6"/>
             <w:tcBorders>
               <w:top w:val="dotted" w:sz="4" w:space="0" w:color="000000"/>
               <w:left w:val="dotted" w:sz="4" w:space="0" w:color="000000"/>
@@ -1616,8 +1625,8 @@
         </w:tc>
         <w:tc>
           <w:tcPr>
-            <w:tcW w:w="14648" w:type="dxa"/>
-            <w:gridSpan w:val="7"/>
+            <w:tcW w:w="9829" w:type="dxa"/>
+            <w:gridSpan w:val="6"/>
             <w:tcBorders>
               <w:top w:val="dotted" w:sz="4" w:space="0" w:color="000000"/>
               <w:left w:val="dotted" w:sz="4" w:space="0" w:color="000000"/>
@@ -1678,8 +1687,7 @@
         </w:tc>
         <w:tc>
           <w:tcPr>
-            <w:tcW w:w="4794" w:type="dxa"/>
-            <w:gridSpan w:val="2"/>
+            <w:tcW w:w="4017" w:type="dxa"/>
             <w:tcBorders>
               <w:top w:val="dotted" w:sz="4" w:space="0" w:color="000000"/>
               <w:left w:val="dotted" w:sz="4" w:space="0" w:color="000000"/>
@@ -1718,7 +1726,8 @@
         </w:tc>
         <w:tc>
           <w:tcPr>
-            <w:tcW w:w="2115" w:type="dxa"/>
+            <w:tcW w:w="1984" w:type="dxa"/>
+            <w:gridSpan w:val="2"/>
             <w:tcBorders>
               <w:top w:val="dotted" w:sz="4" w:space="0" w:color="000000"/>
               <w:left w:val="dotted" w:sz="4" w:space="0" w:color="000000"/>
@@ -1757,7 +1766,7 @@
         </w:tc>
         <w:tc>
           <w:tcPr>
-            <w:tcW w:w="1534" w:type="dxa"/>
+            <w:tcW w:w="1418" w:type="dxa"/>
             <w:tcBorders>
               <w:top w:val="dotted" w:sz="4" w:space="0" w:color="000000"/>
               <w:left w:val="dotted" w:sz="4" w:space="0" w:color="000000"/>
@@ -1796,8 +1805,8 @@
         </w:tc>
         <w:tc>
           <w:tcPr>
-            <w:tcW w:w="6205" w:type="dxa"/>
-            <w:gridSpan w:val="3"/>
+            <w:tcW w:w="2410" w:type="dxa"/>
+            <w:gridSpan w:val="2"/>
             <w:tcBorders>
               <w:top w:val="dotted" w:sz="4" w:space="0" w:color="000000"/>
               <w:left w:val="dotted" w:sz="4" w:space="0" w:color="000000"/>
@@ -1875,14 +1884,14 @@
                 <w:sz w:val="24"/>
                 <w:szCs w:val="24"/>
               </w:rPr>
+              <w:lastRenderedPageBreak/>
               <w:t>1</w:t>
             </w:r>
           </w:p>
         </w:tc>
         <w:tc>
           <w:tcPr>
-            <w:tcW w:w="4794" w:type="dxa"/>
-            <w:gridSpan w:val="2"/>
+            <w:tcW w:w="4017" w:type="dxa"/>
             <w:tcBorders>
               <w:top w:val="dotted" w:sz="4" w:space="0" w:color="000000"/>
               <w:left w:val="dotted" w:sz="4" w:space="0" w:color="000000"/>
@@ -1921,7 +1930,8 @@
         </w:tc>
         <w:tc>
           <w:tcPr>
-            <w:tcW w:w="2115" w:type="dxa"/>
+            <w:tcW w:w="1984" w:type="dxa"/>
+            <w:gridSpan w:val="2"/>
             <w:tcBorders>
               <w:top w:val="dotted" w:sz="4" w:space="0" w:color="000000"/>
               <w:left w:val="dotted" w:sz="4" w:space="0" w:color="000000"/>
@@ -1960,7 +1970,7 @@
         </w:tc>
         <w:tc>
           <w:tcPr>
-            <w:tcW w:w="1534" w:type="dxa"/>
+            <w:tcW w:w="1418" w:type="dxa"/>
             <w:tcBorders>
               <w:top w:val="dotted" w:sz="4" w:space="0" w:color="000000"/>
               <w:left w:val="dotted" w:sz="4" w:space="0" w:color="000000"/>
@@ -1993,7 +2003,7 @@
                 <w:sz w:val="24"/>
                 <w:szCs w:val="24"/>
               </w:rPr>
-              <w:t>07</w:t>
+              <w:t>07/11</w:t>
             </w:r>
             <w:r>
               <w:rPr>
@@ -2002,32 +2012,14 @@
                 <w:sz w:val="24"/>
                 <w:szCs w:val="24"/>
               </w:rPr>
-              <w:t>/1</w:t>
-            </w:r>
-            <w:r>
-              <w:rPr>
-                <w:rFonts w:ascii="Times New Roman" w:eastAsia="Times New Roman" w:hAnsi="Times New Roman" w:cs="Times New Roman"/>
-                <w:i/>
-                <w:sz w:val="24"/>
-                <w:szCs w:val="24"/>
-              </w:rPr>
-              <w:t>1</w:t>
-            </w:r>
-            <w:r>
-              <w:rPr>
-                <w:rFonts w:ascii="Times New Roman" w:eastAsia="Times New Roman" w:hAnsi="Times New Roman" w:cs="Times New Roman"/>
-                <w:i/>
-                <w:sz w:val="24"/>
-                <w:szCs w:val="24"/>
-              </w:rPr>
               <w:t>/2025</w:t>
             </w:r>
           </w:p>
         </w:tc>
         <w:tc>
           <w:tcPr>
-            <w:tcW w:w="6205" w:type="dxa"/>
-            <w:gridSpan w:val="3"/>
+            <w:tcW w:w="2410" w:type="dxa"/>
+            <w:gridSpan w:val="2"/>
             <w:tcBorders>
               <w:top w:val="dotted" w:sz="4" w:space="0" w:color="000000"/>
               <w:left w:val="dotted" w:sz="4" w:space="0" w:color="000000"/>
@@ -2100,8 +2092,7 @@
         </w:tc>
         <w:tc>
           <w:tcPr>
-            <w:tcW w:w="4794" w:type="dxa"/>
-            <w:gridSpan w:val="2"/>
+            <w:tcW w:w="4017" w:type="dxa"/>
             <w:tcBorders>
               <w:top w:val="dotted" w:sz="4" w:space="0" w:color="000000"/>
               <w:left w:val="dotted" w:sz="4" w:space="0" w:color="000000"/>
@@ -2140,7 +2131,8 @@
         </w:tc>
         <w:tc>
           <w:tcPr>
-            <w:tcW w:w="2115" w:type="dxa"/>
+            <w:tcW w:w="1984" w:type="dxa"/>
+            <w:gridSpan w:val="2"/>
             <w:tcBorders>
               <w:top w:val="dotted" w:sz="4" w:space="0" w:color="000000"/>
               <w:left w:val="dotted" w:sz="4" w:space="0" w:color="000000"/>
@@ -2175,13 +2167,11 @@
               </w:rPr>
               <w:t>Ing. Washington Loza Herrera</w:t>
             </w:r>
-            <w:bookmarkStart w:id="1" w:name="_GoBack"/>
-            <w:bookmarkEnd w:id="1"/>
-          </w:p>
-        </w:tc>
-        <w:tc>
-          <w:tcPr>
-            <w:tcW w:w="1534" w:type="dxa"/>
+          </w:p>
+        </w:tc>
+        <w:tc>
+          <w:tcPr>
+            <w:tcW w:w="1418" w:type="dxa"/>
             <w:tcBorders>
               <w:top w:val="dotted" w:sz="4" w:space="0" w:color="000000"/>
               <w:left w:val="dotted" w:sz="4" w:space="0" w:color="000000"/>
@@ -2214,7 +2204,7 @@
                 <w:sz w:val="24"/>
                 <w:szCs w:val="24"/>
               </w:rPr>
-              <w:t>07</w:t>
+              <w:t>07/11</w:t>
             </w:r>
             <w:r>
               <w:rPr>
@@ -2223,32 +2213,14 @@
                 <w:sz w:val="24"/>
                 <w:szCs w:val="24"/>
               </w:rPr>
-              <w:t>/1</w:t>
-            </w:r>
-            <w:r>
-              <w:rPr>
-                <w:rFonts w:ascii="Times New Roman" w:eastAsia="Times New Roman" w:hAnsi="Times New Roman" w:cs="Times New Roman"/>
-                <w:i/>
-                <w:sz w:val="24"/>
-                <w:szCs w:val="24"/>
-              </w:rPr>
-              <w:t>1</w:t>
-            </w:r>
-            <w:r>
-              <w:rPr>
-                <w:rFonts w:ascii="Times New Roman" w:eastAsia="Times New Roman" w:hAnsi="Times New Roman" w:cs="Times New Roman"/>
-                <w:i/>
-                <w:sz w:val="24"/>
-                <w:szCs w:val="24"/>
-              </w:rPr>
               <w:t>/2025</w:t>
             </w:r>
           </w:p>
         </w:tc>
         <w:tc>
           <w:tcPr>
-            <w:tcW w:w="6205" w:type="dxa"/>
-            <w:gridSpan w:val="3"/>
+            <w:tcW w:w="2410" w:type="dxa"/>
+            <w:gridSpan w:val="2"/>
             <w:tcBorders>
               <w:top w:val="dotted" w:sz="4" w:space="0" w:color="000000"/>
               <w:left w:val="dotted" w:sz="4" w:space="0" w:color="000000"/>
@@ -2340,22 +2312,22 @@
     <w:tbl>
       <w:tblPr>
         <w:tblStyle w:val="a2"/>
-        <w:tblW w:w="15285" w:type="dxa"/>
+        <w:tblW w:w="11253" w:type="dxa"/>
         <w:tblInd w:w="82" w:type="dxa"/>
         <w:tblLayout w:type="fixed"/>
         <w:tblLook w:val="0000" w:firstRow="0" w:lastRow="0" w:firstColumn="0" w:lastColumn="0" w:noHBand="0" w:noVBand="0"/>
       </w:tblPr>
       <w:tblGrid>
-        <w:gridCol w:w="4590"/>
-        <w:gridCol w:w="2411"/>
-        <w:gridCol w:w="4249"/>
-        <w:gridCol w:w="1980"/>
-        <w:gridCol w:w="2055"/>
+        <w:gridCol w:w="2323"/>
+        <w:gridCol w:w="2126"/>
+        <w:gridCol w:w="2410"/>
+        <w:gridCol w:w="1559"/>
+        <w:gridCol w:w="2835"/>
       </w:tblGrid>
       <w:tr>
         <w:tc>
           <w:tcPr>
-            <w:tcW w:w="4590" w:type="dxa"/>
+            <w:tcW w:w="2323" w:type="dxa"/>
             <w:tcBorders>
               <w:top w:val="single" w:sz="4" w:space="0" w:color="000000"/>
               <w:left w:val="single" w:sz="4" w:space="0" w:color="000000"/>
@@ -2394,7 +2366,7 @@
         </w:tc>
         <w:tc>
           <w:tcPr>
-            <w:tcW w:w="2411" w:type="dxa"/>
+            <w:tcW w:w="2126" w:type="dxa"/>
             <w:tcBorders>
               <w:top w:val="single" w:sz="4" w:space="0" w:color="000000"/>
               <w:left w:val="single" w:sz="4" w:space="0" w:color="000000"/>
@@ -2433,7 +2405,7 @@
         </w:tc>
         <w:tc>
           <w:tcPr>
-            <w:tcW w:w="4249" w:type="dxa"/>
+            <w:tcW w:w="2410" w:type="dxa"/>
             <w:tcBorders>
               <w:top w:val="single" w:sz="4" w:space="0" w:color="000000"/>
               <w:left w:val="single" w:sz="4" w:space="0" w:color="000000"/>
@@ -2472,7 +2444,7 @@
         </w:tc>
         <w:tc>
           <w:tcPr>
-            <w:tcW w:w="1980" w:type="dxa"/>
+            <w:tcW w:w="1559" w:type="dxa"/>
             <w:tcBorders>
               <w:top w:val="single" w:sz="4" w:space="0" w:color="000000"/>
               <w:left w:val="single" w:sz="4" w:space="0" w:color="000000"/>
@@ -2511,7 +2483,7 @@
         </w:tc>
         <w:tc>
           <w:tcPr>
-            <w:tcW w:w="2055" w:type="dxa"/>
+            <w:tcW w:w="2835" w:type="dxa"/>
             <w:tcBorders>
               <w:top w:val="single" w:sz="4" w:space="0" w:color="000000"/>
               <w:left w:val="single" w:sz="4" w:space="0" w:color="000000"/>
@@ -2555,7 +2527,7 @@
         </w:trPr>
         <w:tc>
           <w:tcPr>
-            <w:tcW w:w="4590" w:type="dxa"/>
+            <w:tcW w:w="2323" w:type="dxa"/>
             <w:tcBorders>
               <w:top w:val="single" w:sz="4" w:space="0" w:color="000000"/>
               <w:left w:val="single" w:sz="4" w:space="0" w:color="000000"/>
@@ -2588,7 +2560,6 @@
                 <w:szCs w:val="24"/>
               </w:rPr>
             </w:pPr>
-            <w:proofErr w:type="spellStart"/>
             <w:r>
               <w:rPr>
                 <w:rFonts w:ascii="Times New Roman" w:eastAsia="Times New Roman" w:hAnsi="Times New Roman" w:cs="Times New Roman"/>
@@ -2596,23 +2567,13 @@
                 <w:sz w:val="24"/>
                 <w:szCs w:val="24"/>
               </w:rPr>
-              <w:t>Ednan</w:t>
-            </w:r>
-            <w:proofErr w:type="spellEnd"/>
-            <w:r>
-              <w:rPr>
-                <w:rFonts w:ascii="Times New Roman" w:eastAsia="Times New Roman" w:hAnsi="Times New Roman" w:cs="Times New Roman"/>
-                <w:color w:val="000000"/>
-                <w:sz w:val="24"/>
-                <w:szCs w:val="24"/>
-              </w:rPr>
-              <w:t xml:space="preserve"> Josué Merino Calderón</w:t>
-            </w:r>
-          </w:p>
-        </w:tc>
-        <w:tc>
-          <w:tcPr>
-            <w:tcW w:w="2411" w:type="dxa"/>
+              <w:t>Ednan Josué Merino Calderón</w:t>
+            </w:r>
+          </w:p>
+        </w:tc>
+        <w:tc>
+          <w:tcPr>
+            <w:tcW w:w="2126" w:type="dxa"/>
             <w:tcBorders>
               <w:top w:val="single" w:sz="4" w:space="0" w:color="000000"/>
               <w:left w:val="dotted" w:sz="4" w:space="0" w:color="000000"/>
@@ -2649,7 +2610,7 @@
         </w:tc>
         <w:tc>
           <w:tcPr>
-            <w:tcW w:w="4249" w:type="dxa"/>
+            <w:tcW w:w="2410" w:type="dxa"/>
             <w:tcBorders>
               <w:top w:val="single" w:sz="4" w:space="0" w:color="000000"/>
               <w:left w:val="dotted" w:sz="4" w:space="0" w:color="000000"/>
@@ -2693,7 +2654,7 @@
         </w:tc>
         <w:tc>
           <w:tcPr>
-            <w:tcW w:w="1980" w:type="dxa"/>
+            <w:tcW w:w="1559" w:type="dxa"/>
             <w:tcBorders>
               <w:top w:val="single" w:sz="4" w:space="0" w:color="000000"/>
               <w:left w:val="dotted" w:sz="4" w:space="0" w:color="000000"/>
@@ -2754,7 +2715,7 @@
         </w:tc>
         <w:tc>
           <w:tcPr>
-            <w:tcW w:w="2055" w:type="dxa"/>
+            <w:tcW w:w="2835" w:type="dxa"/>
             <w:tcBorders>
               <w:top w:val="single" w:sz="4" w:space="0" w:color="000000"/>
               <w:left w:val="dotted" w:sz="4" w:space="0" w:color="000000"/>
@@ -2812,7 +2773,7 @@
         </w:trPr>
         <w:tc>
           <w:tcPr>
-            <w:tcW w:w="4590" w:type="dxa"/>
+            <w:tcW w:w="2323" w:type="dxa"/>
             <w:tcBorders>
               <w:top w:val="dotted" w:sz="4" w:space="0" w:color="000000"/>
               <w:left w:val="single" w:sz="4" w:space="0" w:color="000000"/>
@@ -2858,7 +2819,7 @@
         </w:tc>
         <w:tc>
           <w:tcPr>
-            <w:tcW w:w="2411" w:type="dxa"/>
+            <w:tcW w:w="2126" w:type="dxa"/>
             <w:tcBorders>
               <w:top w:val="dotted" w:sz="4" w:space="0" w:color="000000"/>
               <w:left w:val="dotted" w:sz="4" w:space="0" w:color="000000"/>
@@ -2903,7 +2864,7 @@
         </w:tc>
         <w:tc>
           <w:tcPr>
-            <w:tcW w:w="4249" w:type="dxa"/>
+            <w:tcW w:w="2410" w:type="dxa"/>
             <w:tcBorders>
               <w:top w:val="dotted" w:sz="4" w:space="0" w:color="000000"/>
               <w:left w:val="dotted" w:sz="4" w:space="0" w:color="000000"/>
@@ -2939,7 +2900,7 @@
         </w:tc>
         <w:tc>
           <w:tcPr>
-            <w:tcW w:w="1980" w:type="dxa"/>
+            <w:tcW w:w="1559" w:type="dxa"/>
             <w:tcBorders>
               <w:top w:val="dotted" w:sz="4" w:space="0" w:color="000000"/>
               <w:left w:val="dotted" w:sz="4" w:space="0" w:color="000000"/>
@@ -2984,7 +2945,7 @@
         </w:tc>
         <w:tc>
           <w:tcPr>
-            <w:tcW w:w="2055" w:type="dxa"/>
+            <w:tcW w:w="2835" w:type="dxa"/>
             <w:tcBorders>
               <w:top w:val="dotted" w:sz="4" w:space="0" w:color="000000"/>
               <w:left w:val="dotted" w:sz="4" w:space="0" w:color="000000"/>
@@ -3051,9 +3012,10 @@
     <w:sectPr>
       <w:headerReference w:type="default" r:id="rId9"/>
       <w:footerReference w:type="default" r:id="rId10"/>
-      <w:pgSz w:w="16838" w:h="11906" w:orient="landscape"/>
-      <w:pgMar w:top="720" w:right="720" w:bottom="357" w:left="720" w:header="624" w:footer="624" w:gutter="0"/>
+      <w:pgSz w:w="11906" w:h="16838"/>
+      <w:pgMar w:top="720" w:right="720" w:bottom="720" w:left="357" w:header="624" w:footer="624" w:gutter="0"/>
       <w:cols w:space="720"/>
+      <w:docGrid w:linePitch="299"/>
     </w:sectPr>
   </w:body>
 </w:document>
